--- a/Historias_de_usuario_inventario_bodega.docx
+++ b/Historias_de_usuario_inventario_bodega.docx
@@ -4,17 +4,18 @@
   <w:body>
     <w:p>
       <w:pPr>
+        <w:spacing w:line="360" w:lineRule="auto"/>
         <w:jc w:val="center"/>
         <w:rPr>
-          <w:sz w:val="40"/>
-          <w:szCs w:val="40"/>
-          <w:lang w:val="es-ES"/>
-        </w:rPr>
-      </w:pPr>
-      <w:r>
-        <w:rPr>
-          <w:sz w:val="40"/>
-          <w:szCs w:val="40"/>
+          <w:sz w:val="44"/>
+          <w:szCs w:val="24"/>
+          <w:lang w:val="es-ES"/>
+        </w:rPr>
+      </w:pPr>
+      <w:r>
+        <w:rPr>
+          <w:sz w:val="44"/>
+          <w:szCs w:val="24"/>
           <w:lang w:val="es-ES"/>
         </w:rPr>
         <w:t>Sistema de Gestión de Inventario para Bodega</w:t>
@@ -22,22 +23,13 @@
     </w:p>
     <w:p>
       <w:pPr>
+        <w:spacing w:line="360" w:lineRule="auto"/>
         <w:jc w:val="center"/>
         <w:rPr>
           <w:b/>
           <w:bCs/>
-          <w:sz w:val="40"/>
-          <w:szCs w:val="40"/>
-          <w:lang w:val="es-ES"/>
-        </w:rPr>
-      </w:pPr>
-    </w:p>
-    <w:p>
-      <w:pPr>
-        <w:jc w:val="center"/>
-        <w:rPr>
-          <w:sz w:val="40"/>
-          <w:szCs w:val="40"/>
+          <w:sz w:val="44"/>
+          <w:szCs w:val="24"/>
           <w:lang w:val="es-ES"/>
         </w:rPr>
       </w:pPr>
@@ -45,8 +37,8 @@
         <w:rPr>
           <w:b/>
           <w:bCs/>
-          <w:sz w:val="40"/>
-          <w:szCs w:val="40"/>
+          <w:sz w:val="44"/>
+          <w:szCs w:val="24"/>
           <w:lang w:val="es-ES"/>
         </w:rPr>
         <w:t>Historias de Usuario</w:t>
@@ -54,71 +46,43 @@
     </w:p>
     <w:p>
       <w:pPr>
-        <w:jc w:val="center"/>
-        <w:rPr>
-          <w:sz w:val="24"/>
-          <w:lang w:val="es-ES"/>
-        </w:rPr>
-      </w:pPr>
-    </w:p>
-    <w:p>
-      <w:pPr>
-        <w:jc w:val="center"/>
-        <w:rPr>
-          <w:sz w:val="24"/>
-          <w:lang w:val="es-ES"/>
-        </w:rPr>
-      </w:pPr>
-      <w:r>
-        <w:rPr>
-          <w:sz w:val="24"/>
-          <w:lang w:val="es-ES"/>
-        </w:rPr>
-        <w:t>Programa: Análisis y Desarrollo de Software (ADSO) – Ficha 3239188</w:t>
-      </w:r>
-    </w:p>
-    <w:p>
-      <w:pPr>
-        <w:jc w:val="center"/>
-        <w:rPr>
-          <w:sz w:val="24"/>
-          <w:lang w:val="es-ES"/>
-        </w:rPr>
-      </w:pPr>
-      <w:r>
-        <w:rPr>
-          <w:sz w:val="24"/>
-          <w:lang w:val="es-ES"/>
-        </w:rPr>
-        <w:t>Grupo 10</w:t>
-      </w:r>
-    </w:p>
-    <w:p>
-      <w:pPr>
-        <w:rPr>
-          <w:sz w:val="24"/>
-          <w:lang w:val="es-ES"/>
-        </w:rPr>
-      </w:pPr>
-      <w:r>
-        <w:rPr>
-          <w:sz w:val="24"/>
+        <w:spacing w:line="360" w:lineRule="auto"/>
+        <w:rPr>
+          <w:sz w:val="24"/>
+          <w:szCs w:val="24"/>
+          <w:lang w:val="es-ES"/>
+        </w:rPr>
+      </w:pPr>
+      <w:r>
+        <w:rPr>
+          <w:sz w:val="24"/>
+          <w:szCs w:val="24"/>
           <w:lang w:val="es-ES"/>
         </w:rPr>
         <w:t xml:space="preserve">Integrantes: </w:t>
       </w:r>
-      <w:proofErr w:type="spellStart"/>
-      <w:r>
-        <w:rPr>
-          <w:sz w:val="24"/>
-          <w:lang w:val="es-ES"/>
-        </w:rPr>
-        <w:t>Julian</w:t>
-      </w:r>
-      <w:proofErr w:type="spellEnd"/>
-      <w:r>
-        <w:rPr>
-          <w:sz w:val="24"/>
+    </w:p>
+    <w:p>
+      <w:pPr>
+        <w:spacing w:line="360" w:lineRule="auto"/>
+        <w:rPr>
+          <w:sz w:val="24"/>
+          <w:szCs w:val="24"/>
+          <w:lang w:val="es-ES"/>
+        </w:rPr>
+      </w:pPr>
+      <w:r>
+        <w:rPr>
+          <w:sz w:val="24"/>
+          <w:szCs w:val="24"/>
+          <w:lang w:val="es-ES"/>
+        </w:rPr>
+        <w:t>Julián</w:t>
+      </w:r>
+      <w:r>
+        <w:rPr>
+          <w:sz w:val="24"/>
+          <w:szCs w:val="24"/>
           <w:lang w:val="es-ES"/>
         </w:rPr>
         <w:t xml:space="preserve"> Camilo Losada, Cristian Camilo Bastidas Navarro, Daniel Esteban Espinosa Claros</w:t>
@@ -126,31 +90,318 @@
     </w:p>
     <w:p>
       <w:pPr>
-        <w:rPr>
-          <w:sz w:val="24"/>
-          <w:lang w:val="es-ES"/>
-        </w:rPr>
-      </w:pPr>
-    </w:p>
-    <w:p>
-      <w:pPr>
-        <w:spacing w:line="360" w:lineRule="auto"/>
-        <w:jc w:val="both"/>
-        <w:rPr>
-          <w:b/>
-          <w:sz w:val="24"/>
-          <w:szCs w:val="24"/>
-          <w:lang w:val="es-ES"/>
-        </w:rPr>
-      </w:pPr>
-      <w:r>
-        <w:rPr>
-          <w:b/>
-          <w:sz w:val="24"/>
-          <w:szCs w:val="24"/>
-          <w:lang w:val="es-ES"/>
-        </w:rPr>
-        <w:t>HU 01 – Registrar categorías</w:t>
+        <w:spacing w:line="360" w:lineRule="auto"/>
+        <w:rPr>
+          <w:sz w:val="24"/>
+          <w:szCs w:val="24"/>
+          <w:lang w:val="es-ES"/>
+        </w:rPr>
+      </w:pPr>
+    </w:p>
+    <w:p>
+      <w:pPr>
+        <w:spacing w:line="360" w:lineRule="auto"/>
+        <w:jc w:val="both"/>
+        <w:rPr>
+          <w:sz w:val="32"/>
+          <w:szCs w:val="24"/>
+        </w:rPr>
+      </w:pPr>
+      <w:r>
+        <w:rPr>
+          <w:sz w:val="32"/>
+          <w:szCs w:val="24"/>
+        </w:rPr>
+        <w:t xml:space="preserve">HU General </w:t>
+      </w:r>
+    </w:p>
+    <w:p>
+      <w:pPr>
+        <w:spacing w:line="360" w:lineRule="auto"/>
+        <w:jc w:val="both"/>
+        <w:rPr>
+          <w:sz w:val="24"/>
+          <w:szCs w:val="24"/>
+          <w:lang w:val="es-ES"/>
+        </w:rPr>
+      </w:pPr>
+      <w:r>
+        <w:rPr>
+          <w:sz w:val="24"/>
+          <w:szCs w:val="24"/>
+          <w:lang w:val="es-ES"/>
+        </w:rPr>
+        <w:t>Como empresa, queremos gestionar el inventario, las ventas y el personal de varias sucursales para mantener un control organizado y actualizado del negocio en su conjunto.</w:t>
+      </w:r>
+    </w:p>
+    <w:p>
+      <w:pPr>
+        <w:spacing w:line="360" w:lineRule="auto"/>
+        <w:jc w:val="both"/>
+        <w:rPr>
+          <w:iCs/>
+          <w:sz w:val="24"/>
+          <w:szCs w:val="24"/>
+          <w:lang w:val="es-ES"/>
+        </w:rPr>
+      </w:pPr>
+      <w:r>
+        <w:rPr>
+          <w:iCs/>
+          <w:sz w:val="24"/>
+          <w:szCs w:val="24"/>
+          <w:lang w:val="es-ES"/>
+        </w:rPr>
+        <w:t xml:space="preserve">Nota: el instructor pidió ampliar el alcance del proyecto de una </w:t>
+      </w:r>
+      <w:r>
+        <w:rPr>
+          <w:iCs/>
+          <w:sz w:val="24"/>
+          <w:szCs w:val="24"/>
+          <w:lang w:val="es-ES"/>
+        </w:rPr>
+        <w:t xml:space="preserve">sola bodega a una cadena con varias sucursales, usuarios con roles y ventas. </w:t>
+      </w:r>
+    </w:p>
+    <w:p>
+      <w:pPr>
+        <w:spacing w:line="360" w:lineRule="auto"/>
+        <w:jc w:val="both"/>
+        <w:rPr>
+          <w:iCs/>
+          <w:sz w:val="24"/>
+          <w:szCs w:val="24"/>
+          <w:lang w:val="es-ES"/>
+        </w:rPr>
+      </w:pPr>
+    </w:p>
+    <w:p>
+      <w:pPr>
+        <w:spacing w:line="360" w:lineRule="auto"/>
+        <w:jc w:val="both"/>
+        <w:rPr>
+          <w:sz w:val="32"/>
+          <w:szCs w:val="24"/>
+          <w:lang w:val="es-ES"/>
+        </w:rPr>
+      </w:pPr>
+      <w:r>
+        <w:rPr>
+          <w:sz w:val="32"/>
+          <w:szCs w:val="24"/>
+          <w:lang w:val="es-ES"/>
+        </w:rPr>
+        <w:t>1. Acceso y usuarios</w:t>
+      </w:r>
+    </w:p>
+    <w:p>
+      <w:pPr>
+        <w:spacing w:line="360" w:lineRule="auto"/>
+        <w:jc w:val="both"/>
+        <w:rPr>
+          <w:sz w:val="28"/>
+          <w:szCs w:val="24"/>
+          <w:lang w:val="es-ES"/>
+        </w:rPr>
+      </w:pPr>
+      <w:r>
+        <w:rPr>
+          <w:sz w:val="28"/>
+          <w:szCs w:val="24"/>
+          <w:lang w:val="es-ES"/>
+        </w:rPr>
+        <w:t>HU 01 – Gestionar usuarios y roles</w:t>
+      </w:r>
+    </w:p>
+    <w:p>
+      <w:pPr>
+        <w:spacing w:line="360" w:lineRule="auto"/>
+        <w:jc w:val="both"/>
+        <w:rPr>
+          <w:sz w:val="24"/>
+          <w:szCs w:val="24"/>
+          <w:lang w:val="es-ES"/>
+        </w:rPr>
+      </w:pPr>
+      <w:r>
+        <w:rPr>
+          <w:sz w:val="24"/>
+          <w:szCs w:val="24"/>
+          <w:lang w:val="es-ES"/>
+        </w:rPr>
+        <w:t>Com</w:t>
+      </w:r>
+      <w:r>
+        <w:rPr>
+          <w:sz w:val="24"/>
+          <w:szCs w:val="24"/>
+          <w:lang w:val="es-ES"/>
+        </w:rPr>
+        <w:t>o administrador, quiero registrar usuarios con un rol (administrador, vendedor o encargado de bodega) para controlar quién puede acceder a cada parte del sistema.</w:t>
+      </w:r>
+    </w:p>
+    <w:p>
+      <w:pPr>
+        <w:spacing w:line="360" w:lineRule="auto"/>
+        <w:jc w:val="both"/>
+        <w:rPr>
+          <w:sz w:val="24"/>
+          <w:szCs w:val="24"/>
+          <w:lang w:val="es-ES"/>
+        </w:rPr>
+      </w:pPr>
+    </w:p>
+    <w:p>
+      <w:pPr>
+        <w:spacing w:line="360" w:lineRule="auto"/>
+        <w:jc w:val="both"/>
+        <w:rPr>
+          <w:sz w:val="28"/>
+          <w:szCs w:val="24"/>
+          <w:lang w:val="es-ES"/>
+        </w:rPr>
+      </w:pPr>
+      <w:r>
+        <w:rPr>
+          <w:sz w:val="28"/>
+          <w:szCs w:val="24"/>
+          <w:lang w:val="es-ES"/>
+        </w:rPr>
+        <w:t>HU 02 – Iniciar sesión</w:t>
+      </w:r>
+    </w:p>
+    <w:p>
+      <w:pPr>
+        <w:spacing w:line="360" w:lineRule="auto"/>
+        <w:jc w:val="both"/>
+        <w:rPr>
+          <w:sz w:val="24"/>
+          <w:szCs w:val="24"/>
+          <w:lang w:val="es-ES"/>
+        </w:rPr>
+      </w:pPr>
+      <w:r>
+        <w:rPr>
+          <w:sz w:val="24"/>
+          <w:szCs w:val="24"/>
+          <w:lang w:val="es-ES"/>
+        </w:rPr>
+        <w:t>Como usuario del sistema, quiero iniciar sesión con mi usuario y contr</w:t>
+      </w:r>
+      <w:r>
+        <w:rPr>
+          <w:sz w:val="24"/>
+          <w:szCs w:val="24"/>
+          <w:lang w:val="es-ES"/>
+        </w:rPr>
+        <w:t>aseña para acceder únicamente a las opciones permitidas según mi rol.</w:t>
+      </w:r>
+    </w:p>
+    <w:p>
+      <w:pPr>
+        <w:spacing w:line="360" w:lineRule="auto"/>
+        <w:jc w:val="both"/>
+        <w:rPr>
+          <w:sz w:val="24"/>
+          <w:szCs w:val="24"/>
+          <w:lang w:val="es-ES"/>
+        </w:rPr>
+      </w:pPr>
+    </w:p>
+    <w:p>
+      <w:pPr>
+        <w:spacing w:line="360" w:lineRule="auto"/>
+        <w:jc w:val="both"/>
+        <w:rPr>
+          <w:sz w:val="32"/>
+          <w:szCs w:val="24"/>
+          <w:lang w:val="es-ES"/>
+        </w:rPr>
+      </w:pPr>
+      <w:r>
+        <w:rPr>
+          <w:sz w:val="32"/>
+          <w:szCs w:val="24"/>
+          <w:lang w:val="es-ES"/>
+        </w:rPr>
+        <w:t>2. Configuración base</w:t>
+      </w:r>
+    </w:p>
+    <w:p>
+      <w:pPr>
+        <w:spacing w:line="360" w:lineRule="auto"/>
+        <w:jc w:val="both"/>
+        <w:rPr>
+          <w:sz w:val="28"/>
+          <w:szCs w:val="24"/>
+          <w:lang w:val="es-ES"/>
+        </w:rPr>
+      </w:pPr>
+      <w:r>
+        <w:rPr>
+          <w:sz w:val="28"/>
+          <w:szCs w:val="24"/>
+          <w:lang w:val="es-ES"/>
+        </w:rPr>
+        <w:t>HU 03 – Gestionar sucursales</w:t>
+      </w:r>
+    </w:p>
+    <w:p>
+      <w:pPr>
+        <w:spacing w:line="360" w:lineRule="auto"/>
+        <w:jc w:val="both"/>
+        <w:rPr>
+          <w:sz w:val="24"/>
+          <w:szCs w:val="24"/>
+          <w:lang w:val="es-ES"/>
+        </w:rPr>
+      </w:pPr>
+      <w:r>
+        <w:rPr>
+          <w:sz w:val="24"/>
+          <w:szCs w:val="24"/>
+          <w:lang w:val="es-ES"/>
+        </w:rPr>
+        <w:t>Como administrador, quiero registrar las sucursales de la empresa para llevar el inventario de cada una por separado.</w:t>
+      </w:r>
+    </w:p>
+    <w:p>
+      <w:pPr>
+        <w:spacing w:line="360" w:lineRule="auto"/>
+        <w:jc w:val="both"/>
+        <w:rPr>
+          <w:sz w:val="24"/>
+          <w:szCs w:val="24"/>
+          <w:lang w:val="es-ES"/>
+        </w:rPr>
+      </w:pPr>
+    </w:p>
+    <w:p>
+      <w:pPr>
+        <w:spacing w:line="360" w:lineRule="auto"/>
+        <w:jc w:val="both"/>
+        <w:rPr>
+          <w:sz w:val="28"/>
+          <w:szCs w:val="24"/>
+          <w:lang w:val="es-ES"/>
+        </w:rPr>
+      </w:pPr>
+      <w:r>
+        <w:rPr>
+          <w:sz w:val="28"/>
+          <w:szCs w:val="24"/>
+          <w:lang w:val="es-ES"/>
+        </w:rPr>
+        <w:t>HU 04 – Registrar</w:t>
+      </w:r>
+      <w:r>
+        <w:rPr>
+          <w:sz w:val="28"/>
+          <w:szCs w:val="24"/>
+          <w:lang w:val="es-ES"/>
+        </w:rPr>
+        <w:t xml:space="preserve"> categorías</w:t>
       </w:r>
     </w:p>
     <w:p>
@@ -171,17 +422,14 @@
         </w:rPr>
         <w:t>Como encargado de bodega, quiero registrar categorías para organizar y clasificar los productos del inventario.</w:t>
       </w:r>
-    </w:p>
-    <w:p>
-      <w:pPr>
-        <w:spacing w:line="360" w:lineRule="auto"/>
-        <w:jc w:val="both"/>
-        <w:rPr>
-          <w:sz w:val="24"/>
-          <w:szCs w:val="24"/>
-          <w:lang w:val="es-ES"/>
-        </w:rPr>
-      </w:pPr>
+      <w:r>
+        <w:rPr>
+          <w:sz w:val="24"/>
+          <w:szCs w:val="24"/>
+          <w:lang w:val="es-ES"/>
+        </w:rPr>
+        <w:t xml:space="preserve"> </w:t>
+      </w:r>
       <w:r>
         <w:rPr>
           <w:i/>
@@ -220,68 +468,105 @@
         <w:spacing w:line="360" w:lineRule="auto"/>
         <w:jc w:val="both"/>
         <w:rPr>
-          <w:b/>
-          <w:sz w:val="24"/>
-          <w:szCs w:val="24"/>
-          <w:lang w:val="es-ES"/>
-        </w:rPr>
-      </w:pPr>
-      <w:r>
-        <w:rPr>
-          <w:b/>
-          <w:sz w:val="24"/>
-          <w:szCs w:val="24"/>
-          <w:lang w:val="es-ES"/>
-        </w:rPr>
-        <w:t>HU 02 – Registrar proveedores</w:t>
-      </w:r>
-    </w:p>
-    <w:p>
-      <w:pPr>
-        <w:spacing w:line="360" w:lineRule="auto"/>
-        <w:jc w:val="both"/>
-        <w:rPr>
-          <w:sz w:val="24"/>
-          <w:szCs w:val="24"/>
-          <w:lang w:val="es-ES"/>
-        </w:rPr>
-      </w:pPr>
-      <w:r>
-        <w:rPr>
-          <w:sz w:val="24"/>
-          <w:szCs w:val="24"/>
-          <w:lang w:val="es-ES"/>
-        </w:rPr>
-        <w:t>Como encargado de bodega</w:t>
-      </w:r>
-      <w:r>
-        <w:rPr>
-          <w:sz w:val="24"/>
-          <w:szCs w:val="24"/>
-          <w:lang w:val="es-ES"/>
-        </w:rPr>
-        <w:t>, quiero registrar proveedores para mantener actualizada la información de quienes suministran los productos.</w:t>
-      </w:r>
-    </w:p>
-    <w:p>
-      <w:pPr>
-        <w:spacing w:line="360" w:lineRule="auto"/>
-        <w:jc w:val="both"/>
-        <w:rPr>
-          <w:b/>
-          <w:sz w:val="24"/>
-          <w:szCs w:val="24"/>
-          <w:lang w:val="es-ES"/>
-        </w:rPr>
-      </w:pPr>
-      <w:r>
-        <w:rPr>
-          <w:b/>
-          <w:sz w:val="24"/>
-          <w:szCs w:val="24"/>
-          <w:lang w:val="es-ES"/>
-        </w:rPr>
-        <w:t>HU 03 – Registrar productos</w:t>
+          <w:sz w:val="28"/>
+          <w:szCs w:val="24"/>
+          <w:lang w:val="es-ES"/>
+        </w:rPr>
+      </w:pPr>
+    </w:p>
+    <w:p>
+      <w:pPr>
+        <w:spacing w:line="360" w:lineRule="auto"/>
+        <w:jc w:val="both"/>
+        <w:rPr>
+          <w:sz w:val="28"/>
+          <w:szCs w:val="24"/>
+          <w:lang w:val="es-ES"/>
+        </w:rPr>
+      </w:pPr>
+      <w:r>
+        <w:rPr>
+          <w:sz w:val="28"/>
+          <w:szCs w:val="24"/>
+          <w:lang w:val="es-ES"/>
+        </w:rPr>
+        <w:t>HU 05 – Registrar proveedores</w:t>
+      </w:r>
+    </w:p>
+    <w:p>
+      <w:pPr>
+        <w:spacing w:line="360" w:lineRule="auto"/>
+        <w:jc w:val="both"/>
+        <w:rPr>
+          <w:sz w:val="24"/>
+          <w:szCs w:val="24"/>
+          <w:lang w:val="es-ES"/>
+        </w:rPr>
+      </w:pPr>
+      <w:r>
+        <w:rPr>
+          <w:sz w:val="24"/>
+          <w:szCs w:val="24"/>
+          <w:lang w:val="es-ES"/>
+        </w:rPr>
+        <w:t>Como encargado de bodega, quiero registra</w:t>
+      </w:r>
+      <w:r>
+        <w:rPr>
+          <w:sz w:val="24"/>
+          <w:szCs w:val="24"/>
+          <w:lang w:val="es-ES"/>
+        </w:rPr>
+        <w:t>r proveedores para mantener actualizada la información de quienes suministran los productos.</w:t>
+      </w:r>
+    </w:p>
+    <w:p>
+      <w:pPr>
+        <w:spacing w:line="360" w:lineRule="auto"/>
+        <w:jc w:val="both"/>
+        <w:rPr>
+          <w:sz w:val="24"/>
+          <w:szCs w:val="24"/>
+          <w:lang w:val="es-ES"/>
+        </w:rPr>
+      </w:pPr>
+    </w:p>
+    <w:p>
+      <w:pPr>
+        <w:spacing w:line="360" w:lineRule="auto"/>
+        <w:jc w:val="both"/>
+        <w:rPr>
+          <w:sz w:val="32"/>
+          <w:szCs w:val="24"/>
+          <w:lang w:val="es-ES"/>
+        </w:rPr>
+      </w:pPr>
+      <w:r>
+        <w:rPr>
+          <w:sz w:val="32"/>
+          <w:szCs w:val="24"/>
+          <w:lang w:val="es-ES"/>
+        </w:rPr>
+        <w:t>3. Inventario</w:t>
+      </w:r>
+    </w:p>
+    <w:p>
+      <w:pPr>
+        <w:spacing w:line="360" w:lineRule="auto"/>
+        <w:jc w:val="both"/>
+        <w:rPr>
+          <w:sz w:val="28"/>
+          <w:szCs w:val="24"/>
+          <w:lang w:val="es-ES"/>
+        </w:rPr>
+      </w:pPr>
+      <w:r>
+        <w:rPr>
+          <w:sz w:val="28"/>
+          <w:szCs w:val="24"/>
+          <w:lang w:val="es-ES"/>
+        </w:rPr>
+        <w:t>HU 06 – Registrar productos</w:t>
       </w:r>
     </w:p>
     <w:p>
@@ -308,29 +593,27 @@
         <w:spacing w:line="360" w:lineRule="auto"/>
         <w:jc w:val="both"/>
         <w:rPr>
-          <w:b/>
-          <w:sz w:val="24"/>
-          <w:szCs w:val="24"/>
-          <w:lang w:val="es-ES"/>
-        </w:rPr>
-      </w:pPr>
-      <w:r>
-        <w:rPr>
-          <w:b/>
-          <w:sz w:val="24"/>
-          <w:szCs w:val="24"/>
-          <w:lang w:val="es-ES"/>
-        </w:rPr>
-        <w:t xml:space="preserve">HU 04 – </w:t>
-      </w:r>
-      <w:r>
-        <w:rPr>
-          <w:b/>
-          <w:sz w:val="24"/>
-          <w:szCs w:val="24"/>
-          <w:lang w:val="es-ES"/>
-        </w:rPr>
-        <w:t>Registrar entradas de inventario</w:t>
+          <w:sz w:val="24"/>
+          <w:szCs w:val="24"/>
+          <w:lang w:val="es-ES"/>
+        </w:rPr>
+      </w:pPr>
+    </w:p>
+    <w:p>
+      <w:pPr>
+        <w:spacing w:line="360" w:lineRule="auto"/>
+        <w:jc w:val="both"/>
+        <w:rPr>
+          <w:sz w:val="28"/>
+          <w:szCs w:val="24"/>
+        </w:rPr>
+      </w:pPr>
+      <w:r>
+        <w:rPr>
+          <w:sz w:val="28"/>
+          <w:szCs w:val="24"/>
+        </w:rPr>
+        <w:t>HU 07 – Registrar entradas de inventario</w:t>
       </w:r>
     </w:p>
     <w:p>
@@ -357,60 +640,62 @@
         <w:spacing w:line="360" w:lineRule="auto"/>
         <w:jc w:val="both"/>
         <w:rPr>
-          <w:b/>
-          <w:sz w:val="24"/>
-          <w:szCs w:val="24"/>
-          <w:lang w:val="es-ES"/>
-        </w:rPr>
-      </w:pPr>
-      <w:r>
-        <w:rPr>
-          <w:b/>
-          <w:sz w:val="24"/>
-          <w:szCs w:val="24"/>
-          <w:lang w:val="es-ES"/>
-        </w:rPr>
-        <w:t>HU 05 – Registrar salidas de inventario</w:t>
-      </w:r>
-    </w:p>
-    <w:p>
-      <w:pPr>
-        <w:spacing w:line="360" w:lineRule="auto"/>
-        <w:jc w:val="both"/>
-        <w:rPr>
-          <w:sz w:val="24"/>
-          <w:szCs w:val="24"/>
-          <w:lang w:val="es-ES"/>
-        </w:rPr>
-      </w:pPr>
-      <w:r>
-        <w:rPr>
-          <w:sz w:val="24"/>
-          <w:szCs w:val="24"/>
-          <w:lang w:val="es-ES"/>
-        </w:rPr>
-        <w:t>Como encargado de bodega, quiero re</w:t>
-      </w:r>
-      <w:r>
-        <w:rPr>
-          <w:sz w:val="24"/>
-          <w:szCs w:val="24"/>
-          <w:lang w:val="es-ES"/>
-        </w:rPr>
-        <w:t>gistrar las salidas de inventario para mantener actualizadas las existencias cuando los productos sean retirados de la bodega.</w:t>
-      </w:r>
-    </w:p>
-    <w:p>
-      <w:pPr>
-        <w:spacing w:line="360" w:lineRule="auto"/>
-        <w:jc w:val="both"/>
-        <w:rPr>
-          <w:sz w:val="24"/>
-          <w:szCs w:val="24"/>
-          <w:lang w:val="es-ES"/>
-        </w:rPr>
-      </w:pPr>
-      <w:r>
+          <w:sz w:val="24"/>
+          <w:szCs w:val="24"/>
+          <w:lang w:val="es-ES"/>
+        </w:rPr>
+      </w:pPr>
+    </w:p>
+    <w:p>
+      <w:pPr>
+        <w:spacing w:line="360" w:lineRule="auto"/>
+        <w:jc w:val="both"/>
+        <w:rPr>
+          <w:sz w:val="28"/>
+          <w:szCs w:val="24"/>
+          <w:lang w:val="es-ES"/>
+        </w:rPr>
+      </w:pPr>
+      <w:r>
+        <w:rPr>
+          <w:sz w:val="28"/>
+          <w:szCs w:val="24"/>
+          <w:lang w:val="es-ES"/>
+        </w:rPr>
+        <w:t>HU 08 – Registrar salidas de inventario</w:t>
+      </w:r>
+    </w:p>
+    <w:p>
+      <w:pPr>
+        <w:spacing w:line="360" w:lineRule="auto"/>
+        <w:jc w:val="both"/>
+        <w:rPr>
+          <w:sz w:val="24"/>
+          <w:szCs w:val="24"/>
+          <w:lang w:val="es-ES"/>
+        </w:rPr>
+      </w:pPr>
+      <w:r>
+        <w:rPr>
+          <w:sz w:val="24"/>
+          <w:szCs w:val="24"/>
+          <w:lang w:val="es-ES"/>
+        </w:rPr>
+        <w:t>Como encargado de bodega, q</w:t>
+      </w:r>
+      <w:r>
+        <w:rPr>
+          <w:sz w:val="24"/>
+          <w:szCs w:val="24"/>
+          <w:lang w:val="es-ES"/>
+        </w:rPr>
+        <w:t>uiero registrar las salidas de inventario para mantener actualizadas las existencias cuando los productos sean retirados de la bodega.</w:t>
+      </w:r>
+    </w:p>
+    <w:p>
+      <w:pPr>
+        <w:spacing w:line="360" w:lineRule="auto"/>
+        <w:jc w:val="both"/>
         <w:rPr>
           <w:i/>
           <w:iCs/>
@@ -418,6 +703,15 @@
           <w:szCs w:val="24"/>
           <w:lang w:val="es-ES"/>
         </w:rPr>
+      </w:pPr>
+      <w:r>
+        <w:rPr>
+          <w:i/>
+          <w:iCs/>
+          <w:sz w:val="24"/>
+          <w:szCs w:val="24"/>
+          <w:lang w:val="es-ES"/>
+        </w:rPr>
         <w:t>Nota: Actualizar para cada tipo de salida (venta, daño/pérdida, devolución a proveedor, ajuste de inventario).</w:t>
       </w:r>
     </w:p>
@@ -426,146 +720,301 @@
         <w:spacing w:line="360" w:lineRule="auto"/>
         <w:jc w:val="both"/>
         <w:rPr>
-          <w:b/>
-          <w:sz w:val="24"/>
-          <w:szCs w:val="24"/>
-          <w:lang w:val="es-ES"/>
-        </w:rPr>
-      </w:pPr>
-      <w:r>
-        <w:rPr>
-          <w:b/>
-          <w:sz w:val="24"/>
-          <w:szCs w:val="24"/>
-          <w:lang w:val="es-ES"/>
-        </w:rPr>
-        <w:t xml:space="preserve">HU 06 – Consultar </w:t>
-      </w:r>
-      <w:r>
-        <w:rPr>
-          <w:b/>
-          <w:sz w:val="24"/>
-          <w:szCs w:val="24"/>
-          <w:lang w:val="es-ES"/>
-        </w:rPr>
-        <w:t>existencias</w:t>
-      </w:r>
-    </w:p>
-    <w:p>
-      <w:pPr>
-        <w:spacing w:line="360" w:lineRule="auto"/>
-        <w:jc w:val="both"/>
-        <w:rPr>
-          <w:sz w:val="24"/>
-          <w:szCs w:val="24"/>
-          <w:lang w:val="es-ES"/>
-        </w:rPr>
-      </w:pPr>
-      <w:r>
-        <w:rPr>
-          <w:sz w:val="24"/>
-          <w:szCs w:val="24"/>
-          <w:lang w:val="es-ES"/>
-        </w:rPr>
-        <w:t>Como encargado de bodega, quiero consultar las existencias de los productos para conocer las cantidades disponibles en la bodega.</w:t>
-      </w:r>
-    </w:p>
-    <w:p>
-      <w:pPr>
-        <w:spacing w:line="360" w:lineRule="auto"/>
-        <w:jc w:val="both"/>
-        <w:rPr>
-          <w:b/>
-          <w:sz w:val="24"/>
-          <w:szCs w:val="24"/>
-          <w:lang w:val="es-ES"/>
-        </w:rPr>
-      </w:pPr>
-      <w:r>
-        <w:rPr>
-          <w:b/>
-          <w:sz w:val="24"/>
-          <w:szCs w:val="24"/>
-          <w:lang w:val="es-ES"/>
-        </w:rPr>
-        <w:t>HU 07 – Generar reportes de inventario</w:t>
-      </w:r>
-    </w:p>
-    <w:p>
-      <w:pPr>
-        <w:spacing w:line="360" w:lineRule="auto"/>
-        <w:jc w:val="both"/>
-        <w:rPr>
-          <w:sz w:val="24"/>
-          <w:szCs w:val="24"/>
-          <w:lang w:val="es-ES"/>
-        </w:rPr>
-      </w:pPr>
-      <w:r>
-        <w:rPr>
-          <w:sz w:val="24"/>
-          <w:szCs w:val="24"/>
-          <w:lang w:val="es-ES"/>
-        </w:rPr>
-        <w:t>Como encargado de bodega, quiero generar reportes de inventario para consul</w:t>
-      </w:r>
-      <w:r>
-        <w:rPr>
-          <w:sz w:val="24"/>
-          <w:szCs w:val="24"/>
-          <w:lang w:val="es-ES"/>
-        </w:rPr>
-        <w:t>tar y analizar la información de los productos y sus existencias.</w:t>
-      </w:r>
-    </w:p>
-    <w:p>
-      <w:pPr>
-        <w:spacing w:line="360" w:lineRule="auto"/>
-        <w:jc w:val="both"/>
-        <w:rPr>
-          <w:b/>
-          <w:sz w:val="24"/>
-          <w:szCs w:val="24"/>
-          <w:lang w:val="es-ES"/>
-        </w:rPr>
-      </w:pPr>
-      <w:r>
-        <w:rPr>
-          <w:b/>
-          <w:sz w:val="24"/>
+          <w:sz w:val="24"/>
+          <w:szCs w:val="24"/>
+          <w:lang w:val="es-ES"/>
+        </w:rPr>
+      </w:pPr>
+    </w:p>
+    <w:p>
+      <w:pPr>
+        <w:spacing w:line="360" w:lineRule="auto"/>
+        <w:jc w:val="both"/>
+        <w:rPr>
+          <w:sz w:val="28"/>
+          <w:szCs w:val="24"/>
+          <w:lang w:val="es-ES"/>
+        </w:rPr>
+      </w:pPr>
+      <w:r>
+        <w:rPr>
+          <w:sz w:val="28"/>
+          <w:szCs w:val="24"/>
+          <w:lang w:val="es-ES"/>
+        </w:rPr>
+        <w:t>HU 09 – Re</w:t>
+      </w:r>
+      <w:r>
+        <w:rPr>
+          <w:sz w:val="28"/>
+          <w:szCs w:val="24"/>
+          <w:lang w:val="es-ES"/>
+        </w:rPr>
+        <w:t>gistrar ventas</w:t>
+      </w:r>
+    </w:p>
+    <w:p>
+      <w:pPr>
+        <w:spacing w:line="360" w:lineRule="auto"/>
+        <w:jc w:val="both"/>
+        <w:rPr>
+          <w:sz w:val="24"/>
+          <w:szCs w:val="24"/>
+          <w:lang w:val="es-ES"/>
+        </w:rPr>
+      </w:pPr>
+      <w:r>
+        <w:rPr>
+          <w:sz w:val="24"/>
+          <w:szCs w:val="24"/>
+          <w:lang w:val="es-ES"/>
+        </w:rPr>
+        <w:t>Como vendedor, quiero registrar la venta de productos para descontar las existencias y llevar el control de lo vendido en cada sucursal.</w:t>
+      </w:r>
+    </w:p>
+    <w:p>
+      <w:pPr>
+        <w:spacing w:line="360" w:lineRule="auto"/>
+        <w:jc w:val="both"/>
+        <w:rPr>
+          <w:sz w:val="24"/>
+          <w:szCs w:val="24"/>
+          <w:lang w:val="es-ES"/>
+        </w:rPr>
+      </w:pPr>
+    </w:p>
+    <w:p>
+      <w:pPr>
+        <w:spacing w:line="360" w:lineRule="auto"/>
+        <w:jc w:val="both"/>
+        <w:rPr>
+          <w:sz w:val="32"/>
+          <w:szCs w:val="24"/>
+          <w:lang w:val="es-ES"/>
+        </w:rPr>
+      </w:pPr>
+      <w:r>
+        <w:rPr>
+          <w:sz w:val="32"/>
+          <w:szCs w:val="24"/>
+          <w:lang w:val="es-ES"/>
+        </w:rPr>
+        <w:t>4. Consulta y control</w:t>
+      </w:r>
+    </w:p>
+    <w:p>
+      <w:pPr>
+        <w:spacing w:line="360" w:lineRule="auto"/>
+        <w:jc w:val="both"/>
+        <w:rPr>
+          <w:sz w:val="28"/>
+          <w:szCs w:val="24"/>
+          <w:lang w:val="es-ES"/>
+        </w:rPr>
+      </w:pPr>
+      <w:r>
+        <w:rPr>
+          <w:sz w:val="28"/>
+          <w:szCs w:val="24"/>
+          <w:lang w:val="es-ES"/>
+        </w:rPr>
+        <w:t>HU 10 – Consultar existencias</w:t>
+      </w:r>
+    </w:p>
+    <w:p>
+      <w:pPr>
+        <w:spacing w:line="360" w:lineRule="auto"/>
+        <w:jc w:val="both"/>
+        <w:rPr>
+          <w:sz w:val="24"/>
+          <w:szCs w:val="24"/>
+          <w:lang w:val="es-ES"/>
+        </w:rPr>
+      </w:pPr>
+      <w:r>
+        <w:rPr>
+          <w:sz w:val="24"/>
+          <w:szCs w:val="24"/>
+          <w:lang w:val="es-ES"/>
+        </w:rPr>
+        <w:t>Como encargado de bodega, quiero consultar las exist</w:t>
+      </w:r>
+      <w:r>
+        <w:rPr>
+          <w:sz w:val="24"/>
+          <w:szCs w:val="24"/>
+          <w:lang w:val="es-ES"/>
+        </w:rPr>
+        <w:t>encias de los productos para conocer las cantidades disponibles en la bodega.</w:t>
+      </w:r>
+    </w:p>
+    <w:p>
+      <w:pPr>
+        <w:spacing w:line="360" w:lineRule="auto"/>
+        <w:jc w:val="both"/>
+        <w:rPr>
+          <w:sz w:val="24"/>
+          <w:szCs w:val="24"/>
+          <w:lang w:val="es-ES"/>
+        </w:rPr>
+      </w:pPr>
+    </w:p>
+    <w:p>
+      <w:pPr>
+        <w:spacing w:line="360" w:lineRule="auto"/>
+        <w:jc w:val="both"/>
+        <w:rPr>
+          <w:sz w:val="28"/>
+          <w:szCs w:val="24"/>
+          <w:lang w:val="es-ES"/>
+        </w:rPr>
+      </w:pPr>
+      <w:r>
+        <w:rPr>
+          <w:sz w:val="28"/>
           <w:szCs w:val="24"/>
           <w:lang w:val="es-ES"/>
         </w:rPr>
         <w:lastRenderedPageBreak/>
-        <w:t>HU 08 – Alertar productos con stock mínimo</w:t>
-      </w:r>
-    </w:p>
-    <w:p>
-      <w:pPr>
-        <w:spacing w:line="360" w:lineRule="auto"/>
-        <w:jc w:val="both"/>
-        <w:rPr>
-          <w:sz w:val="24"/>
-          <w:szCs w:val="24"/>
-          <w:lang w:val="es-ES"/>
-        </w:rPr>
-      </w:pPr>
-      <w:r>
-        <w:rPr>
-          <w:sz w:val="24"/>
-          <w:szCs w:val="24"/>
-          <w:lang w:val="es-ES"/>
-        </w:rPr>
-        <w:t>Como encargado de bodega, quiero recibir alertas cuando un producto alcance el stock mínimo para identificar oportunamente los productos que necesi</w:t>
-      </w:r>
-      <w:r>
-        <w:rPr>
-          <w:sz w:val="24"/>
-          <w:szCs w:val="24"/>
-          <w:lang w:val="es-ES"/>
-        </w:rPr>
-        <w:t>tan reposición.</w:t>
-      </w:r>
+        <w:t>HU 11 – Alertar productos con stock mínimo</w:t>
+      </w:r>
+    </w:p>
+    <w:p>
+      <w:pPr>
+        <w:spacing w:line="360" w:lineRule="auto"/>
+        <w:jc w:val="both"/>
+        <w:rPr>
+          <w:sz w:val="24"/>
+          <w:szCs w:val="24"/>
+          <w:lang w:val="es-ES"/>
+        </w:rPr>
+      </w:pPr>
+      <w:r>
+        <w:rPr>
+          <w:sz w:val="24"/>
+          <w:szCs w:val="24"/>
+          <w:lang w:val="es-ES"/>
+        </w:rPr>
+        <w:t>Como encargado de bodega, quiero recibir alertas cuando un producto alcance el stock mínimo para identificar oportunamente los producto</w:t>
+      </w:r>
+      <w:r>
+        <w:rPr>
+          <w:sz w:val="24"/>
+          <w:szCs w:val="24"/>
+          <w:lang w:val="es-ES"/>
+        </w:rPr>
+        <w:t>s que necesitan reposición.</w:t>
+      </w:r>
+    </w:p>
+    <w:p>
+      <w:pPr>
+        <w:spacing w:line="360" w:lineRule="auto"/>
+        <w:jc w:val="both"/>
+        <w:rPr>
+          <w:i/>
+          <w:iCs/>
+          <w:sz w:val="24"/>
+          <w:szCs w:val="24"/>
+          <w:lang w:val="es-ES"/>
+        </w:rPr>
+      </w:pPr>
+      <w:r>
+        <w:rPr>
+          <w:i/>
+          <w:iCs/>
+          <w:sz w:val="24"/>
+          <w:szCs w:val="24"/>
+          <w:lang w:val="es-ES"/>
+        </w:rPr>
+        <w:t>Nota: Definir mejor la alarma de stock mínimo para cada producto (cada producto tiene su propio stock mínimo).</w:t>
+      </w:r>
+    </w:p>
+    <w:p>
+      <w:pPr>
+        <w:spacing w:line="360" w:lineRule="auto"/>
+        <w:jc w:val="both"/>
+        <w:rPr>
+          <w:sz w:val="24"/>
+          <w:szCs w:val="24"/>
+          <w:lang w:val="es-ES"/>
+        </w:rPr>
+      </w:pPr>
+    </w:p>
+    <w:p>
+      <w:pPr>
+        <w:spacing w:line="360" w:lineRule="auto"/>
+        <w:jc w:val="both"/>
+        <w:rPr>
+          <w:sz w:val="32"/>
+          <w:szCs w:val="24"/>
+          <w:lang w:val="es-ES"/>
+        </w:rPr>
+      </w:pPr>
+      <w:r>
+        <w:rPr>
+          <w:sz w:val="32"/>
+          <w:szCs w:val="24"/>
+          <w:lang w:val="es-ES"/>
+        </w:rPr>
+        <w:t>5. Reportes</w:t>
+      </w:r>
+    </w:p>
+    <w:p>
+      <w:pPr>
+        <w:spacing w:line="360" w:lineRule="auto"/>
+        <w:jc w:val="both"/>
+        <w:rPr>
+          <w:sz w:val="28"/>
+          <w:szCs w:val="24"/>
+          <w:lang w:val="es-ES"/>
+        </w:rPr>
+      </w:pPr>
+      <w:r>
+        <w:rPr>
+          <w:sz w:val="28"/>
+          <w:szCs w:val="24"/>
+          <w:lang w:val="es-ES"/>
+        </w:rPr>
+        <w:t>HU 12 – Generar reportes de inventario</w:t>
+      </w:r>
+    </w:p>
+    <w:p>
+      <w:pPr>
+        <w:spacing w:line="360" w:lineRule="auto"/>
+        <w:jc w:val="both"/>
+        <w:rPr>
+          <w:sz w:val="24"/>
+          <w:szCs w:val="24"/>
+          <w:lang w:val="es-ES"/>
+        </w:rPr>
+      </w:pPr>
+      <w:r>
+        <w:rPr>
+          <w:sz w:val="24"/>
+          <w:szCs w:val="24"/>
+          <w:lang w:val="es-ES"/>
+        </w:rPr>
+        <w:t>Como encargado de bodega, quiero generar reportes de inventario pa</w:t>
+      </w:r>
+      <w:r>
+        <w:rPr>
+          <w:sz w:val="24"/>
+          <w:szCs w:val="24"/>
+          <w:lang w:val="es-ES"/>
+        </w:rPr>
+        <w:t>ra consultar y analizar la información de los productos y sus existencias.</w:t>
+      </w:r>
+    </w:p>
+    <w:p>
+      <w:pPr>
+        <w:spacing w:line="360" w:lineRule="auto"/>
+        <w:jc w:val="both"/>
+        <w:rPr>
+          <w:sz w:val="24"/>
+          <w:szCs w:val="24"/>
+          <w:lang w:val="es-ES"/>
+        </w:rPr>
+      </w:pPr>
       <w:bookmarkStart w:id="0" w:name="_GoBack"/>
       <w:bookmarkEnd w:id="0"/>
     </w:p>
@@ -574,60 +1023,45 @@
         <w:spacing w:line="360" w:lineRule="auto"/>
         <w:jc w:val="both"/>
         <w:rPr>
-          <w:sz w:val="24"/>
-          <w:szCs w:val="24"/>
-          <w:lang w:val="es-ES"/>
-        </w:rPr>
-      </w:pPr>
-      <w:r>
-        <w:rPr>
-          <w:i/>
-          <w:iCs/>
-          <w:sz w:val="24"/>
-          <w:szCs w:val="24"/>
-          <w:lang w:val="es-ES"/>
-        </w:rPr>
-        <w:t>Nota: Definir mejor la alarma de stock mínimo para cada producto (cada producto tiene su propio stock mínimo).</w:t>
-      </w:r>
-    </w:p>
-    <w:p>
-      <w:pPr>
-        <w:spacing w:line="360" w:lineRule="auto"/>
-        <w:jc w:val="both"/>
-        <w:rPr>
-          <w:b/>
-          <w:sz w:val="24"/>
-          <w:szCs w:val="24"/>
-          <w:lang w:val="es-ES"/>
-        </w:rPr>
-      </w:pPr>
-      <w:r>
-        <w:rPr>
-          <w:b/>
-          <w:sz w:val="24"/>
-          <w:szCs w:val="24"/>
-          <w:lang w:val="es-ES"/>
-        </w:rPr>
-        <w:t>HU General</w:t>
-      </w:r>
-    </w:p>
-    <w:p>
-      <w:pPr>
-        <w:spacing w:line="360" w:lineRule="auto"/>
-        <w:jc w:val="both"/>
-        <w:rPr>
-          <w:sz w:val="24"/>
-          <w:szCs w:val="24"/>
-          <w:lang w:val="es-ES"/>
-        </w:rPr>
-      </w:pPr>
-      <w:r>
-        <w:rPr>
-          <w:sz w:val="24"/>
-          <w:szCs w:val="24"/>
-          <w:lang w:val="es-ES"/>
-        </w:rPr>
-        <w:t>Como encargado de bodega, quiero gestionar el inventario de productos para mantener un control organizado y actualizado de las existencias de la bodega.</w:t>
+          <w:sz w:val="28"/>
+          <w:szCs w:val="24"/>
+          <w:lang w:val="es-ES"/>
+        </w:rPr>
+      </w:pPr>
+      <w:r>
+        <w:rPr>
+          <w:sz w:val="28"/>
+          <w:szCs w:val="24"/>
+          <w:lang w:val="es-ES"/>
+        </w:rPr>
+        <w:t>HU 13 – Generar reportes por sucursal</w:t>
+      </w:r>
+    </w:p>
+    <w:p>
+      <w:pPr>
+        <w:spacing w:line="360" w:lineRule="auto"/>
+        <w:jc w:val="both"/>
+        <w:rPr>
+          <w:sz w:val="24"/>
+          <w:szCs w:val="24"/>
+          <w:lang w:val="es-ES"/>
+        </w:rPr>
+      </w:pPr>
+      <w:r>
+        <w:rPr>
+          <w:sz w:val="24"/>
+          <w:szCs w:val="24"/>
+          <w:lang w:val="es-ES"/>
+        </w:rPr>
+        <w:t>Como administrador, quiero generar reportes de inventario y ventas filtrados por sucursal para comparar el desempeño entre las distintas sucurs</w:t>
+      </w:r>
+      <w:r>
+        <w:rPr>
+          <w:sz w:val="24"/>
+          <w:szCs w:val="24"/>
+          <w:lang w:val="es-ES"/>
+        </w:rPr>
+        <w:t>ales.</w:t>
       </w:r>
     </w:p>
     <w:sectPr>
@@ -643,10 +1077,10 @@
 <file path=word/numbering.xml><?xml version="1.0" encoding="utf-8"?>
 <w:numbering xmlns:wpc="http://schemas.microsoft.com/office/word/2010/wordprocessingCanvas" xmlns:cx="http://schemas.microsoft.com/office/drawing/2014/chartex" xmlns:mc="http://schemas.openxmlformats.org/markup-compatibility/2006" xmlns:o="urn:schemas-microsoft-com:office:office" xmlns:r="http://schemas.openxmlformats.org/officeDocument/2006/relationships" xmlns:m="http://schemas.openxmlformats.org/officeDocument/2006/math" xmlns:v="urn:schemas-microsoft-com:vml" xmlns:wp14="http://schemas.microsoft.com/office/word/2010/wordprocessingDrawing" xmlns:wp="http://schemas.openxmlformats.org/drawingml/2006/wordprocessingDrawing" xmlns:w10="urn:schemas-microsoft-com:office:word" xmlns:w="http://schemas.openxmlformats.org/wordprocessingml/2006/main" xmlns:w14="http://schemas.microsoft.com/office/word/2010/wordml" xmlns:w15="http://schemas.microsoft.com/office/word/2012/wordml" xmlns:w16se="http://schemas.microsoft.com/office/word/2015/wordml/symex" xmlns:wpg="http://schemas.microsoft.com/office/word/2010/wordprocessingGroup" xmlns:wpi="http://schemas.microsoft.com/office/word/2010/wordprocessingInk" xmlns:wne="http://schemas.microsoft.com/office/word/2006/wordml" xmlns:wps="http://schemas.microsoft.com/office/word/2010/wordprocessingShape" mc:Ignorable="w14 w15 w16se wp14">
   <w:abstractNum w:abstractNumId="0" w15:restartNumberingAfterBreak="0">
-    <w:nsid w:val="487500B7"/>
+    <w:nsid w:val="43137EA0"/>
     <w:multiLevelType w:val="hybridMultilevel"/>
-    <w:tmpl w:val="230E46D8"/>
-    <w:lvl w:ilvl="0" w:tplc="39247DAA">
+    <w:tmpl w:val="4A98F740"/>
+    <w:lvl w:ilvl="0" w:tplc="F6BC2C44">
       <w:start w:val="1"/>
       <w:numFmt w:val="bullet"/>
       <w:lvlText w:val="●"/>
@@ -655,7 +1089,7 @@
         <w:ind w:left="720" w:hanging="360"/>
       </w:pPr>
     </w:lvl>
-    <w:lvl w:ilvl="1" w:tplc="61BA7C34">
+    <w:lvl w:ilvl="1" w:tplc="73FE531E">
       <w:start w:val="1"/>
       <w:numFmt w:val="bullet"/>
       <w:lvlText w:val="○"/>
@@ -664,7 +1098,7 @@
         <w:ind w:left="1440" w:hanging="360"/>
       </w:pPr>
     </w:lvl>
-    <w:lvl w:ilvl="2" w:tplc="5A4A2D9E">
+    <w:lvl w:ilvl="2" w:tplc="1D885E24">
       <w:start w:val="1"/>
       <w:numFmt w:val="bullet"/>
       <w:lvlText w:val="■"/>
@@ -673,7 +1107,7 @@
         <w:ind w:left="2160" w:hanging="360"/>
       </w:pPr>
     </w:lvl>
-    <w:lvl w:ilvl="3" w:tplc="7B1C4654">
+    <w:lvl w:ilvl="3" w:tplc="2708AC86">
       <w:start w:val="1"/>
       <w:numFmt w:val="bullet"/>
       <w:lvlText w:val="●"/>
@@ -682,7 +1116,7 @@
         <w:ind w:left="2880" w:hanging="360"/>
       </w:pPr>
     </w:lvl>
-    <w:lvl w:ilvl="4" w:tplc="5B704D70">
+    <w:lvl w:ilvl="4" w:tplc="011E255A">
       <w:start w:val="1"/>
       <w:numFmt w:val="bullet"/>
       <w:lvlText w:val="○"/>
@@ -691,7 +1125,7 @@
         <w:ind w:left="3600" w:hanging="360"/>
       </w:pPr>
     </w:lvl>
-    <w:lvl w:ilvl="5" w:tplc="46661640">
+    <w:lvl w:ilvl="5" w:tplc="440E2762">
       <w:start w:val="1"/>
       <w:numFmt w:val="bullet"/>
       <w:lvlText w:val="■"/>
@@ -700,7 +1134,7 @@
         <w:ind w:left="4320" w:hanging="360"/>
       </w:pPr>
     </w:lvl>
-    <w:lvl w:ilvl="6" w:tplc="DC7E7FE8">
+    <w:lvl w:ilvl="6" w:tplc="20BAE7CE">
       <w:start w:val="1"/>
       <w:numFmt w:val="bullet"/>
       <w:lvlText w:val="●"/>
@@ -709,7 +1143,7 @@
         <w:ind w:left="5040" w:hanging="360"/>
       </w:pPr>
     </w:lvl>
-    <w:lvl w:ilvl="7" w:tplc="7C6CE06E">
+    <w:lvl w:ilvl="7" w:tplc="623877C2">
       <w:start w:val="1"/>
       <w:numFmt w:val="bullet"/>
       <w:lvlText w:val="●"/>
@@ -718,7 +1152,7 @@
         <w:ind w:left="5760" w:hanging="360"/>
       </w:pPr>
     </w:lvl>
-    <w:lvl w:ilvl="8" w:tplc="7BFAB81E">
+    <w:lvl w:ilvl="8" w:tplc="DB108870">
       <w:start w:val="1"/>
       <w:numFmt w:val="bullet"/>
       <w:lvlText w:val="●"/>
